--- a/outputs/memos/executive_memo.docx
+++ b/outputs/memos/executive_memo.docx
@@ -16,7 +16,7 @@
         <w:jc w:val="right"/>
       </w:pPr>
       <w:r>
-        <w:t>Date: April 18, 2026</w:t>
+        <w:t>Date: May 10, 2026</w:t>
       </w:r>
     </w:p>
     <w:p>
